--- a/Dataset_and_Required_Files/Project Documentation CLS.docx
+++ b/Dataset_and_Required_Files/Project Documentation CLS.docx
@@ -2481,14 +2481,7 @@
           <w:sz w:val="24"/>
           <w:szCs w:val="24"/>
         </w:rPr>
-        <w:t xml:space="preserve"> </w:t>
-      </w:r>
-      <w:r>
-        <w:rPr>
-          <w:sz w:val="24"/>
-          <w:szCs w:val="24"/>
-        </w:rPr>
-        <w:t>We calculate:</w:t>
+        <w:t xml:space="preserve"> We calculate:</w:t>
       </w:r>
       <w:r>
         <w:rPr>
@@ -4667,7 +4660,14 @@
                 <w:sz w:val="24"/>
                 <w:szCs w:val="24"/>
               </w:rPr>
-              <w:t>Overview</w:t>
+              <w:t>O</w:t>
+            </w:r>
+            <w:r>
+              <w:rPr>
+                <w:sz w:val="24"/>
+                <w:szCs w:val="24"/>
+              </w:rPr>
+              <w:t>rders</w:t>
             </w:r>
           </w:p>
         </w:tc>
@@ -6504,6 +6504,7 @@
   <w:style w:type="character" w:default="1" w:styleId="DefaultParagraphFont">
     <w:name w:val="Default Paragraph Font"/>
     <w:uiPriority w:val="1"/>
+    <w:semiHidden/>
     <w:unhideWhenUsed/>
   </w:style>
   <w:style w:type="table" w:default="1" w:styleId="TableNormal">
